--- a/documentation-files/2.Cert, Decl & Ack (DEC25-APR26).docx
+++ b/documentation-files/2.Cert, Decl & Ack (DEC25-APR26).docx
@@ -63,7 +63,6 @@
           <w:szCs w:val="32"/>
         </w:rPr>
       </w:pPr>
-      <w:proofErr w:type="spellStart"/>
       <w:r>
         <w:rPr>
           <w:rFonts w:ascii="Times New Roman" w:eastAsia="Times New Roman" w:hAnsi="Times New Roman" w:cs="Times New Roman"/>
@@ -73,9 +72,8 @@
           <w:sz w:val="28"/>
           <w:szCs w:val="32"/>
         </w:rPr>
-        <w:t>Meerpet</w:t>
-      </w:r>
-      <w:proofErr w:type="spellEnd"/>
+        <w:t>Meerpet ,</w:t>
+      </w:r>
       <w:r>
         <w:rPr>
           <w:rFonts w:ascii="Times New Roman" w:eastAsia="Times New Roman" w:hAnsi="Times New Roman" w:cs="Times New Roman"/>
@@ -85,7 +83,7 @@
           <w:sz w:val="28"/>
           <w:szCs w:val="32"/>
         </w:rPr>
-        <w:t xml:space="preserve"> ,</w:t>
+        <w:t xml:space="preserve"> </w:t>
       </w:r>
       <w:r>
         <w:rPr>
@@ -96,21 +94,8 @@
           <w:sz w:val="28"/>
           <w:szCs w:val="32"/>
         </w:rPr>
-        <w:t xml:space="preserve"> </w:t>
-      </w:r>
-      <w:proofErr w:type="spellStart"/>
-      <w:r>
-        <w:rPr>
-          <w:rFonts w:ascii="Times New Roman" w:eastAsia="Times New Roman" w:hAnsi="Times New Roman" w:cs="Times New Roman"/>
-          <w:b/>
-          <w:bCs/>
-          <w:color w:val="000000"/>
-          <w:sz w:val="28"/>
-          <w:szCs w:val="32"/>
-        </w:rPr>
         <w:t>Balapur</w:t>
       </w:r>
-      <w:proofErr w:type="spellEnd"/>
       <w:r>
         <w:rPr>
           <w:rFonts w:ascii="Times New Roman" w:eastAsia="Times New Roman" w:hAnsi="Times New Roman" w:cs="Times New Roman"/>
@@ -330,49 +315,37 @@
           <w:sz w:val="28"/>
           <w:szCs w:val="28"/>
         </w:rPr>
-        <w:t>This is to certify that the project entitled “WRI</w:t>
-      </w:r>
-      <w:r>
-        <w:rPr>
-          <w:rFonts w:ascii="Times New Roman" w:eastAsia="Times New Roman" w:hAnsi="Times New Roman" w:cs="Times New Roman"/>
-          <w:b/>
-          <w:bCs/>
-          <w:sz w:val="28"/>
-          <w:szCs w:val="28"/>
-        </w:rPr>
-        <w:t xml:space="preserve">TE YOUR PROJECT NAME” is a </w:t>
-      </w:r>
-      <w:proofErr w:type="spellStart"/>
-      <w:r>
-        <w:rPr>
-          <w:rFonts w:ascii="Times New Roman" w:eastAsia="Times New Roman" w:hAnsi="Times New Roman" w:cs="Times New Roman"/>
-          <w:b/>
-          <w:bCs/>
-          <w:sz w:val="28"/>
-          <w:szCs w:val="28"/>
-        </w:rPr>
-        <w:t>bona</w:t>
-      </w:r>
-      <w:r>
-        <w:rPr>
-          <w:rFonts w:ascii="Times New Roman" w:eastAsia="Times New Roman" w:hAnsi="Times New Roman" w:cs="Times New Roman"/>
-          <w:b/>
-          <w:bCs/>
-          <w:sz w:val="28"/>
-          <w:szCs w:val="28"/>
-        </w:rPr>
-        <w:t>fide</w:t>
-      </w:r>
-      <w:proofErr w:type="spellEnd"/>
-      <w:r>
-        <w:rPr>
-          <w:rFonts w:ascii="Times New Roman" w:eastAsia="Times New Roman" w:hAnsi="Times New Roman" w:cs="Times New Roman"/>
-          <w:b/>
-          <w:bCs/>
-          <w:sz w:val="28"/>
-          <w:szCs w:val="28"/>
-        </w:rPr>
-        <w:t xml:space="preserve"> work carried out during the period December 2025 to April 2026 by</w:t>
+        <w:t>This is to certify that the project entitled “</w:t>
+      </w:r>
+      <w:r>
+        <w:rPr>
+          <w:rFonts w:ascii="Times New Roman" w:eastAsia="Times New Roman" w:hAnsi="Times New Roman" w:cs="Times New Roman"/>
+          <w:b/>
+          <w:bCs/>
+          <w:sz w:val="28"/>
+          <w:szCs w:val="28"/>
+        </w:rPr>
+        <w:t>KISAN MITHR</w:t>
+      </w:r>
+      <w:r>
+        <w:rPr>
+          <w:rFonts w:ascii="Times New Roman" w:eastAsia="Times New Roman" w:hAnsi="Times New Roman" w:cs="Times New Roman"/>
+          <w:b/>
+          <w:bCs/>
+          <w:sz w:val="28"/>
+          <w:szCs w:val="28"/>
+        </w:rPr>
+        <w:t>” is a bona</w:t>
+      </w:r>
+      <w:r>
+        <w:rPr>
+          <w:rFonts w:ascii="Times New Roman" w:eastAsia="Times New Roman" w:hAnsi="Times New Roman" w:cs="Times New Roman"/>
+          <w:b/>
+          <w:bCs/>
+          <w:sz w:val="28"/>
+          <w:szCs w:val="28"/>
+        </w:rPr>
+        <w:t>fide work carried out during the period December 2025 to April 2026 by</w:t>
       </w:r>
       <w:r>
         <w:rPr>
@@ -706,7 +679,6 @@
           <w:szCs w:val="32"/>
         </w:rPr>
       </w:pPr>
-      <w:proofErr w:type="spellStart"/>
       <w:r>
         <w:rPr>
           <w:rFonts w:ascii="Times New Roman" w:eastAsia="Times New Roman" w:hAnsi="Times New Roman" w:cs="Times New Roman"/>
@@ -716,9 +688,8 @@
           <w:sz w:val="28"/>
           <w:szCs w:val="32"/>
         </w:rPr>
-        <w:t>Meerpet</w:t>
-      </w:r>
-      <w:proofErr w:type="spellEnd"/>
+        <w:t>Meerpet ,</w:t>
+      </w:r>
       <w:r>
         <w:rPr>
           <w:rFonts w:ascii="Times New Roman" w:eastAsia="Times New Roman" w:hAnsi="Times New Roman" w:cs="Times New Roman"/>
@@ -728,7 +699,7 @@
           <w:sz w:val="28"/>
           <w:szCs w:val="32"/>
         </w:rPr>
-        <w:t xml:space="preserve"> ,</w:t>
+        <w:t xml:space="preserve"> </w:t>
       </w:r>
       <w:r>
         <w:rPr>
@@ -739,21 +710,8 @@
           <w:sz w:val="28"/>
           <w:szCs w:val="32"/>
         </w:rPr>
-        <w:t xml:space="preserve"> </w:t>
-      </w:r>
-      <w:proofErr w:type="spellStart"/>
-      <w:r>
-        <w:rPr>
-          <w:rFonts w:ascii="Times New Roman" w:eastAsia="Times New Roman" w:hAnsi="Times New Roman" w:cs="Times New Roman"/>
-          <w:b/>
-          <w:bCs/>
-          <w:color w:val="000000"/>
-          <w:sz w:val="28"/>
-          <w:szCs w:val="32"/>
-        </w:rPr>
         <w:t>Balapur</w:t>
       </w:r>
-      <w:proofErr w:type="spellEnd"/>
       <w:r>
         <w:rPr>
           <w:rFonts w:ascii="Times New Roman" w:eastAsia="Times New Roman" w:hAnsi="Times New Roman" w:cs="Times New Roman"/>
@@ -962,49 +920,37 @@
           <w:sz w:val="28"/>
           <w:szCs w:val="28"/>
         </w:rPr>
-        <w:t>This is to certify that the project entitled “WRI</w:t>
-      </w:r>
-      <w:r>
-        <w:rPr>
-          <w:rFonts w:ascii="Times New Roman" w:eastAsia="Times New Roman" w:hAnsi="Times New Roman" w:cs="Times New Roman"/>
-          <w:b/>
-          <w:bCs/>
-          <w:sz w:val="28"/>
-          <w:szCs w:val="28"/>
-        </w:rPr>
-        <w:t xml:space="preserve">TE YOUR PROJECT NAME” is a </w:t>
-      </w:r>
-      <w:proofErr w:type="spellStart"/>
-      <w:r>
-        <w:rPr>
-          <w:rFonts w:ascii="Times New Roman" w:eastAsia="Times New Roman" w:hAnsi="Times New Roman" w:cs="Times New Roman"/>
-          <w:b/>
-          <w:bCs/>
-          <w:sz w:val="28"/>
-          <w:szCs w:val="28"/>
-        </w:rPr>
-        <w:t>bona</w:t>
-      </w:r>
-      <w:r>
-        <w:rPr>
-          <w:rFonts w:ascii="Times New Roman" w:eastAsia="Times New Roman" w:hAnsi="Times New Roman" w:cs="Times New Roman"/>
-          <w:b/>
-          <w:bCs/>
-          <w:sz w:val="28"/>
-          <w:szCs w:val="28"/>
-        </w:rPr>
-        <w:t>fide</w:t>
-      </w:r>
-      <w:proofErr w:type="spellEnd"/>
-      <w:r>
-        <w:rPr>
-          <w:rFonts w:ascii="Times New Roman" w:eastAsia="Times New Roman" w:hAnsi="Times New Roman" w:cs="Times New Roman"/>
-          <w:b/>
-          <w:bCs/>
-          <w:sz w:val="28"/>
-          <w:szCs w:val="28"/>
-        </w:rPr>
-        <w:t xml:space="preserve"> work carried out during the period December 2025 to April 2026 by</w:t>
+        <w:t>This is to certify that the project entitled “</w:t>
+      </w:r>
+      <w:r>
+        <w:rPr>
+          <w:rFonts w:ascii="Times New Roman" w:eastAsia="Times New Roman" w:hAnsi="Times New Roman" w:cs="Times New Roman"/>
+          <w:b/>
+          <w:bCs/>
+          <w:sz w:val="28"/>
+          <w:szCs w:val="28"/>
+        </w:rPr>
+        <w:t>KISAN MITHR</w:t>
+      </w:r>
+      <w:r>
+        <w:rPr>
+          <w:rFonts w:ascii="Times New Roman" w:eastAsia="Times New Roman" w:hAnsi="Times New Roman" w:cs="Times New Roman"/>
+          <w:b/>
+          <w:bCs/>
+          <w:sz w:val="28"/>
+          <w:szCs w:val="28"/>
+        </w:rPr>
+        <w:t>” is a bona</w:t>
+      </w:r>
+      <w:r>
+        <w:rPr>
+          <w:rFonts w:ascii="Times New Roman" w:eastAsia="Times New Roman" w:hAnsi="Times New Roman" w:cs="Times New Roman"/>
+          <w:b/>
+          <w:bCs/>
+          <w:sz w:val="28"/>
+          <w:szCs w:val="28"/>
+        </w:rPr>
+        <w:t>fide work carried out during the period December 2025 to April 2026 by</w:t>
       </w:r>
       <w:r>
         <w:rPr>
@@ -1342,7 +1288,6 @@
           <w:szCs w:val="32"/>
         </w:rPr>
       </w:pPr>
-      <w:proofErr w:type="spellStart"/>
       <w:r>
         <w:rPr>
           <w:rFonts w:ascii="Times New Roman" w:eastAsia="Times New Roman" w:hAnsi="Times New Roman" w:cs="Times New Roman"/>
@@ -1352,7 +1297,7 @@
           <w:sz w:val="28"/>
           <w:szCs w:val="32"/>
         </w:rPr>
-        <w:t>Meerpet</w:t>
+        <w:t>Meerpet,</w:t>
       </w:r>
       <w:r>
         <w:rPr>
@@ -1363,9 +1308,8 @@
           <w:sz w:val="28"/>
           <w:szCs w:val="32"/>
         </w:rPr>
-        <w:t>z</w:t>
-      </w:r>
-      <w:proofErr w:type="spellEnd"/>
+        <w:t xml:space="preserve"> </w:t>
+      </w:r>
       <w:r>
         <w:rPr>
           <w:rFonts w:ascii="Times New Roman" w:eastAsia="Times New Roman" w:hAnsi="Times New Roman" w:cs="Times New Roman"/>
@@ -1375,32 +1319,8 @@
           <w:sz w:val="28"/>
           <w:szCs w:val="32"/>
         </w:rPr>
-        <w:t>,</w:t>
-      </w:r>
-      <w:r>
-        <w:rPr>
-          <w:rFonts w:ascii="Times New Roman" w:eastAsia="Times New Roman" w:hAnsi="Times New Roman" w:cs="Times New Roman"/>
-          <w:b/>
-          <w:bCs/>
-          <w:color w:val="000000"/>
-          <w:sz w:val="28"/>
-          <w:szCs w:val="32"/>
-        </w:rPr>
-        <w:t xml:space="preserve"> </w:t>
-      </w:r>
-      <w:proofErr w:type="spellStart"/>
-      <w:r>
-        <w:rPr>
-          <w:rFonts w:ascii="Times New Roman" w:eastAsia="Times New Roman" w:hAnsi="Times New Roman" w:cs="Times New Roman"/>
-          <w:b/>
-          <w:bCs/>
-          <w:color w:val="000000"/>
-          <w:sz w:val="28"/>
-          <w:szCs w:val="32"/>
-        </w:rPr>
         <w:t>Balapur</w:t>
       </w:r>
-      <w:proofErr w:type="spellEnd"/>
       <w:r>
         <w:rPr>
           <w:rFonts w:ascii="Times New Roman" w:eastAsia="Times New Roman" w:hAnsi="Times New Roman" w:cs="Times New Roman"/>
@@ -1609,49 +1529,37 @@
           <w:sz w:val="28"/>
           <w:szCs w:val="28"/>
         </w:rPr>
-        <w:t>This is to certify that the project entitled “WRI</w:t>
-      </w:r>
-      <w:r>
-        <w:rPr>
-          <w:rFonts w:ascii="Times New Roman" w:eastAsia="Times New Roman" w:hAnsi="Times New Roman" w:cs="Times New Roman"/>
-          <w:b/>
-          <w:bCs/>
-          <w:sz w:val="28"/>
-          <w:szCs w:val="28"/>
-        </w:rPr>
-        <w:t xml:space="preserve">TE YOUR PROJECT NAME” is a </w:t>
-      </w:r>
-      <w:proofErr w:type="spellStart"/>
-      <w:r>
-        <w:rPr>
-          <w:rFonts w:ascii="Times New Roman" w:eastAsia="Times New Roman" w:hAnsi="Times New Roman" w:cs="Times New Roman"/>
-          <w:b/>
-          <w:bCs/>
-          <w:sz w:val="28"/>
-          <w:szCs w:val="28"/>
-        </w:rPr>
-        <w:t>bona</w:t>
-      </w:r>
-      <w:r>
-        <w:rPr>
-          <w:rFonts w:ascii="Times New Roman" w:eastAsia="Times New Roman" w:hAnsi="Times New Roman" w:cs="Times New Roman"/>
-          <w:b/>
-          <w:bCs/>
-          <w:sz w:val="28"/>
-          <w:szCs w:val="28"/>
-        </w:rPr>
-        <w:t>fide</w:t>
-      </w:r>
-      <w:proofErr w:type="spellEnd"/>
-      <w:r>
-        <w:rPr>
-          <w:rFonts w:ascii="Times New Roman" w:eastAsia="Times New Roman" w:hAnsi="Times New Roman" w:cs="Times New Roman"/>
-          <w:b/>
-          <w:bCs/>
-          <w:sz w:val="28"/>
-          <w:szCs w:val="28"/>
-        </w:rPr>
-        <w:t xml:space="preserve"> work carried out during the period December 2025 to April 2026 by</w:t>
+        <w:t>This is to certify that the project entitled “</w:t>
+      </w:r>
+      <w:r>
+        <w:rPr>
+          <w:rFonts w:ascii="Times New Roman" w:eastAsia="Times New Roman" w:hAnsi="Times New Roman" w:cs="Times New Roman"/>
+          <w:b/>
+          <w:bCs/>
+          <w:sz w:val="28"/>
+          <w:szCs w:val="28"/>
+        </w:rPr>
+        <w:t>KISAN MITHR</w:t>
+      </w:r>
+      <w:r>
+        <w:rPr>
+          <w:rFonts w:ascii="Times New Roman" w:eastAsia="Times New Roman" w:hAnsi="Times New Roman" w:cs="Times New Roman"/>
+          <w:b/>
+          <w:bCs/>
+          <w:sz w:val="28"/>
+          <w:szCs w:val="28"/>
+        </w:rPr>
+        <w:t>” is a bona</w:t>
+      </w:r>
+      <w:r>
+        <w:rPr>
+          <w:rFonts w:ascii="Times New Roman" w:eastAsia="Times New Roman" w:hAnsi="Times New Roman" w:cs="Times New Roman"/>
+          <w:b/>
+          <w:bCs/>
+          <w:sz w:val="28"/>
+          <w:szCs w:val="28"/>
+        </w:rPr>
+        <w:t>fide work carried out during the period December 2025 to April 2026 by</w:t>
       </w:r>
       <w:r>
         <w:rPr>
@@ -2011,7 +1919,6 @@
           <w:szCs w:val="32"/>
         </w:rPr>
       </w:pPr>
-      <w:proofErr w:type="spellStart"/>
       <w:r>
         <w:rPr>
           <w:rFonts w:ascii="Times New Roman" w:eastAsia="Times New Roman" w:hAnsi="Times New Roman" w:cs="Times New Roman"/>
@@ -2021,9 +1928,8 @@
           <w:sz w:val="28"/>
           <w:szCs w:val="32"/>
         </w:rPr>
-        <w:t>Meerpet</w:t>
-      </w:r>
-      <w:proofErr w:type="spellEnd"/>
+        <w:t>Meerpet ,</w:t>
+      </w:r>
       <w:r>
         <w:rPr>
           <w:rFonts w:ascii="Times New Roman" w:eastAsia="Times New Roman" w:hAnsi="Times New Roman" w:cs="Times New Roman"/>
@@ -2033,7 +1939,7 @@
           <w:sz w:val="28"/>
           <w:szCs w:val="32"/>
         </w:rPr>
-        <w:t xml:space="preserve"> ,</w:t>
+        <w:t xml:space="preserve"> </w:t>
       </w:r>
       <w:r>
         <w:rPr>
@@ -2044,21 +1950,8 @@
           <w:sz w:val="28"/>
           <w:szCs w:val="32"/>
         </w:rPr>
-        <w:t xml:space="preserve"> </w:t>
-      </w:r>
-      <w:proofErr w:type="spellStart"/>
-      <w:r>
-        <w:rPr>
-          <w:rFonts w:ascii="Times New Roman" w:eastAsia="Times New Roman" w:hAnsi="Times New Roman" w:cs="Times New Roman"/>
-          <w:b/>
-          <w:bCs/>
-          <w:color w:val="000000"/>
-          <w:sz w:val="28"/>
-          <w:szCs w:val="32"/>
-        </w:rPr>
         <w:t>Balapur</w:t>
       </w:r>
-      <w:proofErr w:type="spellEnd"/>
       <w:r>
         <w:rPr>
           <w:rFonts w:ascii="Times New Roman" w:eastAsia="Times New Roman" w:hAnsi="Times New Roman" w:cs="Times New Roman"/>
@@ -2267,49 +2160,37 @@
           <w:sz w:val="28"/>
           <w:szCs w:val="28"/>
         </w:rPr>
-        <w:t>This is to certify that the project entitled “WRI</w:t>
-      </w:r>
-      <w:r>
-        <w:rPr>
-          <w:rFonts w:ascii="Times New Roman" w:eastAsia="Times New Roman" w:hAnsi="Times New Roman" w:cs="Times New Roman"/>
-          <w:b/>
-          <w:bCs/>
-          <w:sz w:val="28"/>
-          <w:szCs w:val="28"/>
-        </w:rPr>
-        <w:t xml:space="preserve">TE YOUR PROJECT NAME” is a </w:t>
-      </w:r>
-      <w:proofErr w:type="spellStart"/>
-      <w:r>
-        <w:rPr>
-          <w:rFonts w:ascii="Times New Roman" w:eastAsia="Times New Roman" w:hAnsi="Times New Roman" w:cs="Times New Roman"/>
-          <w:b/>
-          <w:bCs/>
-          <w:sz w:val="28"/>
-          <w:szCs w:val="28"/>
-        </w:rPr>
-        <w:t>bona</w:t>
-      </w:r>
-      <w:r>
-        <w:rPr>
-          <w:rFonts w:ascii="Times New Roman" w:eastAsia="Times New Roman" w:hAnsi="Times New Roman" w:cs="Times New Roman"/>
-          <w:b/>
-          <w:bCs/>
-          <w:sz w:val="28"/>
-          <w:szCs w:val="28"/>
-        </w:rPr>
-        <w:t>fide</w:t>
-      </w:r>
-      <w:proofErr w:type="spellEnd"/>
-      <w:r>
-        <w:rPr>
-          <w:rFonts w:ascii="Times New Roman" w:eastAsia="Times New Roman" w:hAnsi="Times New Roman" w:cs="Times New Roman"/>
-          <w:b/>
-          <w:bCs/>
-          <w:sz w:val="28"/>
-          <w:szCs w:val="28"/>
-        </w:rPr>
-        <w:t xml:space="preserve"> work carried out during the period December 2025 to April 2026 by</w:t>
+        <w:t>This is to certify that the project entitled “</w:t>
+      </w:r>
+      <w:r>
+        <w:rPr>
+          <w:rFonts w:ascii="Times New Roman" w:eastAsia="Times New Roman" w:hAnsi="Times New Roman" w:cs="Times New Roman"/>
+          <w:b/>
+          <w:bCs/>
+          <w:sz w:val="28"/>
+          <w:szCs w:val="28"/>
+        </w:rPr>
+        <w:t>KISAN MITHR</w:t>
+      </w:r>
+      <w:r>
+        <w:rPr>
+          <w:rFonts w:ascii="Times New Roman" w:eastAsia="Times New Roman" w:hAnsi="Times New Roman" w:cs="Times New Roman"/>
+          <w:b/>
+          <w:bCs/>
+          <w:sz w:val="28"/>
+          <w:szCs w:val="28"/>
+        </w:rPr>
+        <w:t>” is a bona</w:t>
+      </w:r>
+      <w:r>
+        <w:rPr>
+          <w:rFonts w:ascii="Times New Roman" w:eastAsia="Times New Roman" w:hAnsi="Times New Roman" w:cs="Times New Roman"/>
+          <w:b/>
+          <w:bCs/>
+          <w:sz w:val="28"/>
+          <w:szCs w:val="28"/>
+        </w:rPr>
+        <w:t>fide work carried out during the period December 2025 to April 2026 by</w:t>
       </w:r>
       <w:r>
         <w:rPr>
@@ -2656,7 +2537,6 @@
           <w:szCs w:val="32"/>
         </w:rPr>
       </w:pPr>
-      <w:proofErr w:type="spellStart"/>
       <w:r>
         <w:rPr>
           <w:rFonts w:ascii="Times New Roman" w:eastAsia="Times New Roman" w:hAnsi="Times New Roman" w:cs="Times New Roman"/>
@@ -2666,9 +2546,8 @@
           <w:sz w:val="28"/>
           <w:szCs w:val="32"/>
         </w:rPr>
-        <w:t>Meerpet</w:t>
-      </w:r>
-      <w:proofErr w:type="spellEnd"/>
+        <w:t>Meerpet ,</w:t>
+      </w:r>
       <w:r>
         <w:rPr>
           <w:rFonts w:ascii="Times New Roman" w:eastAsia="Times New Roman" w:hAnsi="Times New Roman" w:cs="Times New Roman"/>
@@ -2678,7 +2557,7 @@
           <w:sz w:val="28"/>
           <w:szCs w:val="32"/>
         </w:rPr>
-        <w:t xml:space="preserve"> ,</w:t>
+        <w:t xml:space="preserve"> </w:t>
       </w:r>
       <w:r>
         <w:rPr>
@@ -2689,21 +2568,8 @@
           <w:sz w:val="28"/>
           <w:szCs w:val="32"/>
         </w:rPr>
-        <w:t xml:space="preserve"> </w:t>
-      </w:r>
-      <w:proofErr w:type="spellStart"/>
-      <w:r>
-        <w:rPr>
-          <w:rFonts w:ascii="Times New Roman" w:eastAsia="Times New Roman" w:hAnsi="Times New Roman" w:cs="Times New Roman"/>
-          <w:b/>
-          <w:bCs/>
-          <w:color w:val="000000"/>
-          <w:sz w:val="28"/>
-          <w:szCs w:val="32"/>
-        </w:rPr>
         <w:t>Balapur</w:t>
       </w:r>
-      <w:proofErr w:type="spellEnd"/>
       <w:r>
         <w:rPr>
           <w:rFonts w:ascii="Times New Roman" w:eastAsia="Times New Roman" w:hAnsi="Times New Roman" w:cs="Times New Roman"/>
@@ -2912,49 +2778,37 @@
           <w:sz w:val="28"/>
           <w:szCs w:val="28"/>
         </w:rPr>
-        <w:t>This is to certify that the project entitled “WRI</w:t>
-      </w:r>
-      <w:r>
-        <w:rPr>
-          <w:rFonts w:ascii="Times New Roman" w:eastAsia="Times New Roman" w:hAnsi="Times New Roman" w:cs="Times New Roman"/>
-          <w:b/>
-          <w:bCs/>
-          <w:sz w:val="28"/>
-          <w:szCs w:val="28"/>
-        </w:rPr>
-        <w:t xml:space="preserve">TE YOUR PROJECT NAME” is a </w:t>
-      </w:r>
-      <w:proofErr w:type="spellStart"/>
-      <w:r>
-        <w:rPr>
-          <w:rFonts w:ascii="Times New Roman" w:eastAsia="Times New Roman" w:hAnsi="Times New Roman" w:cs="Times New Roman"/>
-          <w:b/>
-          <w:bCs/>
-          <w:sz w:val="28"/>
-          <w:szCs w:val="28"/>
-        </w:rPr>
-        <w:t>bona</w:t>
-      </w:r>
-      <w:r>
-        <w:rPr>
-          <w:rFonts w:ascii="Times New Roman" w:eastAsia="Times New Roman" w:hAnsi="Times New Roman" w:cs="Times New Roman"/>
-          <w:b/>
-          <w:bCs/>
-          <w:sz w:val="28"/>
-          <w:szCs w:val="28"/>
-        </w:rPr>
-        <w:t>fide</w:t>
-      </w:r>
-      <w:proofErr w:type="spellEnd"/>
-      <w:r>
-        <w:rPr>
-          <w:rFonts w:ascii="Times New Roman" w:eastAsia="Times New Roman" w:hAnsi="Times New Roman" w:cs="Times New Roman"/>
-          <w:b/>
-          <w:bCs/>
-          <w:sz w:val="28"/>
-          <w:szCs w:val="28"/>
-        </w:rPr>
-        <w:t xml:space="preserve"> work carried out during the period December 2025 to April 2026 by</w:t>
+        <w:t>This is to certify that the project entitled “</w:t>
+      </w:r>
+      <w:r>
+        <w:rPr>
+          <w:rFonts w:ascii="Times New Roman" w:eastAsia="Times New Roman" w:hAnsi="Times New Roman" w:cs="Times New Roman"/>
+          <w:b/>
+          <w:bCs/>
+          <w:sz w:val="28"/>
+          <w:szCs w:val="28"/>
+        </w:rPr>
+        <w:t>KISAN MITHR</w:t>
+      </w:r>
+      <w:r>
+        <w:rPr>
+          <w:rFonts w:ascii="Times New Roman" w:eastAsia="Times New Roman" w:hAnsi="Times New Roman" w:cs="Times New Roman"/>
+          <w:b/>
+          <w:bCs/>
+          <w:sz w:val="28"/>
+          <w:szCs w:val="28"/>
+        </w:rPr>
+        <w:t>” is a bona</w:t>
+      </w:r>
+      <w:r>
+        <w:rPr>
+          <w:rFonts w:ascii="Times New Roman" w:eastAsia="Times New Roman" w:hAnsi="Times New Roman" w:cs="Times New Roman"/>
+          <w:b/>
+          <w:bCs/>
+          <w:sz w:val="28"/>
+          <w:szCs w:val="28"/>
+        </w:rPr>
+        <w:t>fide work carried out during the period December 2025 to April 2026 by</w:t>
       </w:r>
       <w:r>
         <w:rPr>
@@ -3298,7 +3152,6 @@
           <w:szCs w:val="32"/>
         </w:rPr>
       </w:pPr>
-      <w:proofErr w:type="spellStart"/>
       <w:r>
         <w:rPr>
           <w:rFonts w:ascii="Times New Roman" w:eastAsia="Times New Roman" w:hAnsi="Times New Roman" w:cs="Times New Roman"/>
@@ -3308,43 +3161,7 @@
           <w:sz w:val="28"/>
           <w:szCs w:val="32"/>
         </w:rPr>
-        <w:t>Meerpet</w:t>
-      </w:r>
-      <w:proofErr w:type="spellEnd"/>
-      <w:r>
-        <w:rPr>
-          <w:rFonts w:ascii="Times New Roman" w:eastAsia="Times New Roman" w:hAnsi="Times New Roman" w:cs="Times New Roman"/>
-          <w:b/>
-          <w:bCs/>
-          <w:color w:val="000000"/>
-          <w:sz w:val="28"/>
-          <w:szCs w:val="32"/>
-        </w:rPr>
-        <w:t xml:space="preserve"> , </w:t>
-      </w:r>
-      <w:proofErr w:type="spellStart"/>
-      <w:r>
-        <w:rPr>
-          <w:rFonts w:ascii="Times New Roman" w:eastAsia="Times New Roman" w:hAnsi="Times New Roman" w:cs="Times New Roman"/>
-          <w:b/>
-          <w:bCs/>
-          <w:color w:val="000000"/>
-          <w:sz w:val="28"/>
-          <w:szCs w:val="32"/>
-        </w:rPr>
-        <w:t>Balapur</w:t>
-      </w:r>
-      <w:proofErr w:type="spellEnd"/>
-      <w:r>
-        <w:rPr>
-          <w:rFonts w:ascii="Times New Roman" w:eastAsia="Times New Roman" w:hAnsi="Times New Roman" w:cs="Times New Roman"/>
-          <w:b/>
-          <w:bCs/>
-          <w:color w:val="000000"/>
-          <w:sz w:val="28"/>
-          <w:szCs w:val="32"/>
-        </w:rPr>
-        <w:t xml:space="preserve"> Mandal</w:t>
+        <w:t>Meerpet , Balapur Mandal</w:t>
       </w:r>
       <w:r>
         <w:rPr>
@@ -3552,39 +3369,17 @@
           <w:sz w:val="28"/>
           <w:szCs w:val="28"/>
         </w:rPr>
-        <w:t xml:space="preserve">” is a </w:t>
-      </w:r>
-      <w:proofErr w:type="spellStart"/>
-      <w:r>
-        <w:rPr>
-          <w:rFonts w:ascii="Times New Roman" w:eastAsia="Times New Roman" w:hAnsi="Times New Roman" w:cs="Times New Roman"/>
-          <w:b/>
-          <w:bCs/>
-          <w:sz w:val="28"/>
-          <w:szCs w:val="28"/>
-        </w:rPr>
-        <w:t>bona</w:t>
-      </w:r>
-      <w:r>
-        <w:rPr>
-          <w:rFonts w:ascii="Times New Roman" w:eastAsia="Times New Roman" w:hAnsi="Times New Roman" w:cs="Times New Roman"/>
-          <w:b/>
-          <w:bCs/>
-          <w:sz w:val="28"/>
-          <w:szCs w:val="28"/>
-        </w:rPr>
-        <w:t>fide</w:t>
-      </w:r>
-      <w:proofErr w:type="spellEnd"/>
-      <w:r>
-        <w:rPr>
-          <w:rFonts w:ascii="Times New Roman" w:eastAsia="Times New Roman" w:hAnsi="Times New Roman" w:cs="Times New Roman"/>
-          <w:b/>
-          <w:bCs/>
-          <w:sz w:val="28"/>
-          <w:szCs w:val="28"/>
-        </w:rPr>
-        <w:t xml:space="preserve"> work carried out during the period December 2025 to April 2026 by</w:t>
+        <w:t>” is a bona</w:t>
+      </w:r>
+      <w:r>
+        <w:rPr>
+          <w:rFonts w:ascii="Times New Roman" w:eastAsia="Times New Roman" w:hAnsi="Times New Roman" w:cs="Times New Roman"/>
+          <w:b/>
+          <w:bCs/>
+          <w:sz w:val="28"/>
+          <w:szCs w:val="28"/>
+        </w:rPr>
+        <w:t>fide work carried out during the period December 2025 to April 2026 by</w:t>
       </w:r>
       <w:r>
         <w:rPr>
@@ -3968,7 +3763,6 @@
           <w:szCs w:val="32"/>
         </w:rPr>
       </w:pPr>
-      <w:proofErr w:type="spellStart"/>
       <w:r>
         <w:rPr>
           <w:rFonts w:ascii="Times New Roman" w:eastAsia="Times New Roman" w:hAnsi="Times New Roman" w:cs="Times New Roman"/>
@@ -3978,9 +3772,8 @@
           <w:sz w:val="28"/>
           <w:szCs w:val="32"/>
         </w:rPr>
-        <w:t>Meerpet</w:t>
-      </w:r>
-      <w:proofErr w:type="spellEnd"/>
+        <w:t>Meerpet ,</w:t>
+      </w:r>
       <w:r>
         <w:rPr>
           <w:rFonts w:ascii="Times New Roman" w:eastAsia="Times New Roman" w:hAnsi="Times New Roman" w:cs="Times New Roman"/>
@@ -3990,7 +3783,7 @@
           <w:sz w:val="28"/>
           <w:szCs w:val="32"/>
         </w:rPr>
-        <w:t xml:space="preserve"> ,</w:t>
+        <w:t xml:space="preserve"> </w:t>
       </w:r>
       <w:r>
         <w:rPr>
@@ -4001,21 +3794,8 @@
           <w:sz w:val="28"/>
           <w:szCs w:val="32"/>
         </w:rPr>
-        <w:t xml:space="preserve"> </w:t>
-      </w:r>
-      <w:proofErr w:type="spellStart"/>
-      <w:r>
-        <w:rPr>
-          <w:rFonts w:ascii="Times New Roman" w:eastAsia="Times New Roman" w:hAnsi="Times New Roman" w:cs="Times New Roman"/>
-          <w:b/>
-          <w:bCs/>
-          <w:color w:val="000000"/>
-          <w:sz w:val="28"/>
-          <w:szCs w:val="32"/>
-        </w:rPr>
         <w:t>Balapur</w:t>
       </w:r>
-      <w:proofErr w:type="spellEnd"/>
       <w:r>
         <w:rPr>
           <w:rFonts w:ascii="Times New Roman" w:eastAsia="Times New Roman" w:hAnsi="Times New Roman" w:cs="Times New Roman"/>
@@ -4244,39 +4024,17 @@
           <w:sz w:val="28"/>
           <w:szCs w:val="28"/>
         </w:rPr>
-        <w:t xml:space="preserve">” is a </w:t>
-      </w:r>
-      <w:proofErr w:type="spellStart"/>
-      <w:r>
-        <w:rPr>
-          <w:rFonts w:ascii="Times New Roman" w:eastAsia="Times New Roman" w:hAnsi="Times New Roman" w:cs="Times New Roman"/>
-          <w:b/>
-          <w:bCs/>
-          <w:sz w:val="28"/>
-          <w:szCs w:val="28"/>
-        </w:rPr>
-        <w:t>bona</w:t>
-      </w:r>
-      <w:r>
-        <w:rPr>
-          <w:rFonts w:ascii="Times New Roman" w:eastAsia="Times New Roman" w:hAnsi="Times New Roman" w:cs="Times New Roman"/>
-          <w:b/>
-          <w:bCs/>
-          <w:sz w:val="28"/>
-          <w:szCs w:val="28"/>
-        </w:rPr>
-        <w:t>fide</w:t>
-      </w:r>
-      <w:proofErr w:type="spellEnd"/>
-      <w:r>
-        <w:rPr>
-          <w:rFonts w:ascii="Times New Roman" w:eastAsia="Times New Roman" w:hAnsi="Times New Roman" w:cs="Times New Roman"/>
-          <w:b/>
-          <w:bCs/>
-          <w:sz w:val="28"/>
-          <w:szCs w:val="28"/>
-        </w:rPr>
-        <w:t xml:space="preserve"> work carried out during the period December 2025 to April 2026 by</w:t>
+        <w:t>” is a bona</w:t>
+      </w:r>
+      <w:r>
+        <w:rPr>
+          <w:rFonts w:ascii="Times New Roman" w:eastAsia="Times New Roman" w:hAnsi="Times New Roman" w:cs="Times New Roman"/>
+          <w:b/>
+          <w:bCs/>
+          <w:sz w:val="28"/>
+          <w:szCs w:val="28"/>
+        </w:rPr>
+        <w:t>fide work carried out during the period December 2025 to April 2026 by</w:t>
       </w:r>
       <w:r>
         <w:rPr>
@@ -4790,23 +4548,13 @@
         </w:rPr>
         <w:t xml:space="preserve"> </w:t>
       </w:r>
-      <w:proofErr w:type="spellStart"/>
       <w:r>
         <w:rPr>
           <w:rFonts w:ascii="Times New Roman" w:hAnsi="Times New Roman" w:cs="Times New Roman"/>
           <w:sz w:val="28"/>
           <w:szCs w:val="28"/>
         </w:rPr>
-        <w:t>Meerpet</w:t>
-      </w:r>
-      <w:proofErr w:type="spellEnd"/>
-      <w:r>
-        <w:rPr>
-          <w:rFonts w:ascii="Times New Roman" w:hAnsi="Times New Roman" w:cs="Times New Roman"/>
-          <w:sz w:val="28"/>
-          <w:szCs w:val="28"/>
-        </w:rPr>
-        <w:t xml:space="preserve">, or any other college affiliated with the </w:t>
+        <w:t xml:space="preserve">Meerpet, or any other college affiliated with the </w:t>
       </w:r>
       <w:r>
         <w:rPr>
@@ -5353,7 +5101,16 @@
           <w:sz w:val="28"/>
           <w:szCs w:val="28"/>
         </w:rPr>
-        <w:t>SOWMYA MAM</w:t>
+        <w:t xml:space="preserve">Mrs. B. </w:t>
+      </w:r>
+      <w:r>
+        <w:rPr>
+          <w:rFonts w:ascii="Times New Roman" w:hAnsi="Times New Roman" w:cs="Times New Roman"/>
+          <w:b/>
+          <w:color w:val="FF0000"/>
+          <w:sz w:val="28"/>
+        </w:rPr>
+        <w:t>SOWMYA REDDY</w:t>
       </w:r>
       <w:r>
         <w:rPr>
@@ -5609,6 +5366,7 @@
                 <w:sz w:val="28"/>
                 <w:szCs w:val="28"/>
               </w:rPr>
+              <w:lastRenderedPageBreak/>
               <w:t>CONTENTS</w:t>
             </w:r>
           </w:p>
@@ -5678,7 +5436,6 @@
                 <w:szCs w:val="28"/>
               </w:rPr>
             </w:pPr>
-            <w:proofErr w:type="spellStart"/>
             <w:r>
               <w:rPr>
                 <w:rFonts w:ascii="Times New Roman" w:eastAsia="Times New Roman" w:hAnsi="Times New Roman" w:cs="Times New Roman"/>
@@ -5690,7 +5447,6 @@
               </w:rPr>
               <w:t>S.No</w:t>
             </w:r>
-            <w:proofErr w:type="spellEnd"/>
           </w:p>
         </w:tc>
         <w:tc>
@@ -5875,17 +5631,26 @@
           <w:p>
             <w:pPr>
               <w:spacing w:after="0" w:line="240" w:lineRule="auto"/>
-              <w:rPr>
-                <w:rFonts w:eastAsia="Times New Roman" w:cs="Calibri"/>
-                <w:color w:val="000000"/>
+              <w:jc w:val="center"/>
+              <w:rPr>
+                <w:rFonts w:ascii="Times New Roman" w:eastAsia="Times New Roman" w:hAnsi="Times New Roman" w:cs="Times New Roman"/>
+                <w:b/>
+                <w:bCs/>
+                <w:color w:val="000000"/>
+                <w:sz w:val="24"/>
+                <w:szCs w:val="24"/>
               </w:rPr>
             </w:pPr>
             <w:r>
               <w:rPr>
-                <w:rFonts w:eastAsia="Times New Roman" w:cs="Calibri"/>
-                <w:color w:val="000000"/>
-              </w:rPr>
-              <w:t> </w:t>
+                <w:rFonts w:ascii="Times New Roman" w:eastAsia="Times New Roman" w:hAnsi="Times New Roman" w:cs="Times New Roman"/>
+                <w:b/>
+                <w:bCs/>
+                <w:color w:val="000000"/>
+                <w:sz w:val="24"/>
+                <w:szCs w:val="24"/>
+              </w:rPr>
+              <w:t>1</w:t>
             </w:r>
           </w:p>
         </w:tc>
@@ -5991,17 +5756,26 @@
           <w:p>
             <w:pPr>
               <w:spacing w:after="0" w:line="240" w:lineRule="auto"/>
-              <w:rPr>
-                <w:rFonts w:eastAsia="Times New Roman" w:cs="Calibri"/>
-                <w:color w:val="000000"/>
+              <w:jc w:val="center"/>
+              <w:rPr>
+                <w:rFonts w:ascii="Times New Roman" w:eastAsia="Times New Roman" w:hAnsi="Times New Roman" w:cs="Times New Roman"/>
+                <w:b/>
+                <w:bCs/>
+                <w:color w:val="000000"/>
+                <w:sz w:val="24"/>
+                <w:szCs w:val="24"/>
               </w:rPr>
             </w:pPr>
             <w:r>
               <w:rPr>
-                <w:rFonts w:eastAsia="Times New Roman" w:cs="Calibri"/>
-                <w:color w:val="000000"/>
-              </w:rPr>
-              <w:t> </w:t>
+                <w:rFonts w:ascii="Times New Roman" w:eastAsia="Times New Roman" w:hAnsi="Times New Roman" w:cs="Times New Roman"/>
+                <w:b/>
+                <w:bCs/>
+                <w:color w:val="000000"/>
+                <w:sz w:val="24"/>
+                <w:szCs w:val="24"/>
+              </w:rPr>
+              <w:t>3</w:t>
             </w:r>
           </w:p>
         </w:tc>
@@ -6107,17 +5881,26 @@
           <w:p>
             <w:pPr>
               <w:spacing w:after="0" w:line="240" w:lineRule="auto"/>
-              <w:rPr>
-                <w:rFonts w:eastAsia="Times New Roman" w:cs="Calibri"/>
-                <w:color w:val="000000"/>
+              <w:jc w:val="center"/>
+              <w:rPr>
+                <w:rFonts w:ascii="Times New Roman" w:eastAsia="Times New Roman" w:hAnsi="Times New Roman" w:cs="Times New Roman"/>
+                <w:b/>
+                <w:bCs/>
+                <w:color w:val="000000"/>
+                <w:sz w:val="24"/>
+                <w:szCs w:val="24"/>
               </w:rPr>
             </w:pPr>
             <w:r>
               <w:rPr>
-                <w:rFonts w:eastAsia="Times New Roman" w:cs="Calibri"/>
-                <w:color w:val="000000"/>
-              </w:rPr>
-              <w:t> </w:t>
+                <w:rFonts w:ascii="Times New Roman" w:eastAsia="Times New Roman" w:hAnsi="Times New Roman" w:cs="Times New Roman"/>
+                <w:b/>
+                <w:bCs/>
+                <w:color w:val="000000"/>
+                <w:sz w:val="24"/>
+                <w:szCs w:val="24"/>
+              </w:rPr>
+              <w:t>5</w:t>
             </w:r>
           </w:p>
         </w:tc>
@@ -6223,17 +6006,26 @@
           <w:p>
             <w:pPr>
               <w:spacing w:after="0" w:line="240" w:lineRule="auto"/>
-              <w:rPr>
-                <w:rFonts w:eastAsia="Times New Roman" w:cs="Calibri"/>
-                <w:color w:val="000000"/>
+              <w:jc w:val="center"/>
+              <w:rPr>
+                <w:rFonts w:ascii="Times New Roman" w:eastAsia="Times New Roman" w:hAnsi="Times New Roman" w:cs="Times New Roman"/>
+                <w:b/>
+                <w:bCs/>
+                <w:color w:val="000000"/>
+                <w:sz w:val="24"/>
+                <w:szCs w:val="24"/>
               </w:rPr>
             </w:pPr>
             <w:r>
               <w:rPr>
-                <w:rFonts w:eastAsia="Times New Roman" w:cs="Calibri"/>
-                <w:color w:val="000000"/>
-              </w:rPr>
-              <w:t> </w:t>
+                <w:rFonts w:ascii="Times New Roman" w:eastAsia="Times New Roman" w:hAnsi="Times New Roman" w:cs="Times New Roman"/>
+                <w:b/>
+                <w:bCs/>
+                <w:color w:val="000000"/>
+                <w:sz w:val="24"/>
+                <w:szCs w:val="24"/>
+              </w:rPr>
+              <w:t>7</w:t>
             </w:r>
           </w:p>
         </w:tc>
@@ -6339,17 +6131,26 @@
           <w:p>
             <w:pPr>
               <w:spacing w:after="0" w:line="240" w:lineRule="auto"/>
-              <w:rPr>
-                <w:rFonts w:eastAsia="Times New Roman" w:cs="Calibri"/>
-                <w:color w:val="000000"/>
+              <w:jc w:val="center"/>
+              <w:rPr>
+                <w:rFonts w:ascii="Times New Roman" w:eastAsia="Times New Roman" w:hAnsi="Times New Roman" w:cs="Times New Roman"/>
+                <w:b/>
+                <w:bCs/>
+                <w:color w:val="000000"/>
+                <w:sz w:val="24"/>
+                <w:szCs w:val="24"/>
               </w:rPr>
             </w:pPr>
             <w:r>
               <w:rPr>
-                <w:rFonts w:eastAsia="Times New Roman" w:cs="Calibri"/>
-                <w:color w:val="000000"/>
-              </w:rPr>
-              <w:t> </w:t>
+                <w:rFonts w:ascii="Times New Roman" w:eastAsia="Times New Roman" w:hAnsi="Times New Roman" w:cs="Times New Roman"/>
+                <w:b/>
+                <w:bCs/>
+                <w:color w:val="000000"/>
+                <w:sz w:val="24"/>
+                <w:szCs w:val="24"/>
+              </w:rPr>
+              <w:t>9</w:t>
             </w:r>
           </w:p>
         </w:tc>
@@ -6455,17 +6256,26 @@
           <w:p>
             <w:pPr>
               <w:spacing w:after="0" w:line="240" w:lineRule="auto"/>
-              <w:rPr>
-                <w:rFonts w:eastAsia="Times New Roman" w:cs="Calibri"/>
-                <w:color w:val="000000"/>
+              <w:jc w:val="center"/>
+              <w:rPr>
+                <w:rFonts w:ascii="Times New Roman" w:eastAsia="Times New Roman" w:hAnsi="Times New Roman" w:cs="Times New Roman"/>
+                <w:b/>
+                <w:bCs/>
+                <w:color w:val="000000"/>
+                <w:sz w:val="24"/>
+                <w:szCs w:val="24"/>
               </w:rPr>
             </w:pPr>
             <w:r>
               <w:rPr>
-                <w:rFonts w:eastAsia="Times New Roman" w:cs="Calibri"/>
-                <w:color w:val="000000"/>
-              </w:rPr>
-              <w:t> </w:t>
+                <w:rFonts w:ascii="Times New Roman" w:eastAsia="Times New Roman" w:hAnsi="Times New Roman" w:cs="Times New Roman"/>
+                <w:b/>
+                <w:bCs/>
+                <w:color w:val="000000"/>
+                <w:sz w:val="24"/>
+                <w:szCs w:val="24"/>
+              </w:rPr>
+              <w:t>14</w:t>
             </w:r>
           </w:p>
         </w:tc>
@@ -6571,17 +6381,26 @@
           <w:p>
             <w:pPr>
               <w:spacing w:after="0" w:line="240" w:lineRule="auto"/>
-              <w:rPr>
-                <w:rFonts w:eastAsia="Times New Roman" w:cs="Calibri"/>
-                <w:color w:val="000000"/>
+              <w:jc w:val="center"/>
+              <w:rPr>
+                <w:rFonts w:ascii="Times New Roman" w:eastAsia="Times New Roman" w:hAnsi="Times New Roman" w:cs="Times New Roman"/>
+                <w:b/>
+                <w:bCs/>
+                <w:color w:val="000000"/>
+                <w:sz w:val="24"/>
+                <w:szCs w:val="24"/>
               </w:rPr>
             </w:pPr>
             <w:r>
               <w:rPr>
-                <w:rFonts w:eastAsia="Times New Roman" w:cs="Calibri"/>
-                <w:color w:val="000000"/>
-              </w:rPr>
-              <w:t> </w:t>
+                <w:rFonts w:ascii="Times New Roman" w:eastAsia="Times New Roman" w:hAnsi="Times New Roman" w:cs="Times New Roman"/>
+                <w:b/>
+                <w:bCs/>
+                <w:color w:val="000000"/>
+                <w:sz w:val="24"/>
+                <w:szCs w:val="24"/>
+              </w:rPr>
+              <w:t>15</w:t>
             </w:r>
           </w:p>
         </w:tc>
@@ -6687,17 +6506,26 @@
           <w:p>
             <w:pPr>
               <w:spacing w:after="0" w:line="240" w:lineRule="auto"/>
-              <w:rPr>
-                <w:rFonts w:eastAsia="Times New Roman" w:cs="Calibri"/>
-                <w:color w:val="000000"/>
+              <w:jc w:val="center"/>
+              <w:rPr>
+                <w:rFonts w:ascii="Times New Roman" w:eastAsia="Times New Roman" w:hAnsi="Times New Roman" w:cs="Times New Roman"/>
+                <w:b/>
+                <w:bCs/>
+                <w:color w:val="000000"/>
+                <w:sz w:val="24"/>
+                <w:szCs w:val="24"/>
               </w:rPr>
             </w:pPr>
             <w:r>
               <w:rPr>
-                <w:rFonts w:eastAsia="Times New Roman" w:cs="Calibri"/>
-                <w:color w:val="000000"/>
-              </w:rPr>
-              <w:t> </w:t>
+                <w:rFonts w:ascii="Times New Roman" w:eastAsia="Times New Roman" w:hAnsi="Times New Roman" w:cs="Times New Roman"/>
+                <w:b/>
+                <w:bCs/>
+                <w:color w:val="000000"/>
+                <w:sz w:val="24"/>
+                <w:szCs w:val="24"/>
+              </w:rPr>
+              <w:t>18-25</w:t>
             </w:r>
           </w:p>
         </w:tc>
@@ -6794,17 +6622,26 @@
           <w:p>
             <w:pPr>
               <w:spacing w:after="0" w:line="240" w:lineRule="auto"/>
-              <w:rPr>
-                <w:rFonts w:eastAsia="Times New Roman" w:cs="Calibri"/>
-                <w:color w:val="000000"/>
+              <w:jc w:val="center"/>
+              <w:rPr>
+                <w:rFonts w:ascii="Times New Roman" w:eastAsia="Times New Roman" w:hAnsi="Times New Roman" w:cs="Times New Roman"/>
+                <w:b/>
+                <w:bCs/>
+                <w:color w:val="000000"/>
+                <w:sz w:val="24"/>
+                <w:szCs w:val="24"/>
               </w:rPr>
             </w:pPr>
             <w:r>
               <w:rPr>
-                <w:rFonts w:eastAsia="Times New Roman" w:cs="Calibri"/>
-                <w:color w:val="000000"/>
-              </w:rPr>
-              <w:t> </w:t>
+                <w:rFonts w:ascii="Times New Roman" w:eastAsia="Times New Roman" w:hAnsi="Times New Roman" w:cs="Times New Roman"/>
+                <w:b/>
+                <w:bCs/>
+                <w:color w:val="000000"/>
+                <w:sz w:val="24"/>
+                <w:szCs w:val="24"/>
+              </w:rPr>
+              <w:t>19</w:t>
             </w:r>
           </w:p>
         </w:tc>
@@ -6901,17 +6738,26 @@
           <w:p>
             <w:pPr>
               <w:spacing w:after="0" w:line="240" w:lineRule="auto"/>
-              <w:rPr>
-                <w:rFonts w:eastAsia="Times New Roman" w:cs="Calibri"/>
-                <w:color w:val="000000"/>
+              <w:jc w:val="center"/>
+              <w:rPr>
+                <w:rFonts w:ascii="Times New Roman" w:eastAsia="Times New Roman" w:hAnsi="Times New Roman" w:cs="Times New Roman"/>
+                <w:b/>
+                <w:bCs/>
+                <w:color w:val="000000"/>
+                <w:sz w:val="24"/>
+                <w:szCs w:val="24"/>
               </w:rPr>
             </w:pPr>
             <w:r>
               <w:rPr>
-                <w:rFonts w:eastAsia="Times New Roman" w:cs="Calibri"/>
-                <w:color w:val="000000"/>
-              </w:rPr>
-              <w:t> </w:t>
+                <w:rFonts w:ascii="Times New Roman" w:eastAsia="Times New Roman" w:hAnsi="Times New Roman" w:cs="Times New Roman"/>
+                <w:b/>
+                <w:bCs/>
+                <w:color w:val="000000"/>
+                <w:sz w:val="24"/>
+                <w:szCs w:val="24"/>
+              </w:rPr>
+              <w:t>20</w:t>
             </w:r>
           </w:p>
         </w:tc>
@@ -7008,17 +6854,26 @@
           <w:p>
             <w:pPr>
               <w:spacing w:after="0" w:line="240" w:lineRule="auto"/>
-              <w:rPr>
-                <w:rFonts w:eastAsia="Times New Roman" w:cs="Calibri"/>
-                <w:color w:val="000000"/>
+              <w:jc w:val="center"/>
+              <w:rPr>
+                <w:rFonts w:ascii="Times New Roman" w:eastAsia="Times New Roman" w:hAnsi="Times New Roman" w:cs="Times New Roman"/>
+                <w:b/>
+                <w:bCs/>
+                <w:color w:val="000000"/>
+                <w:sz w:val="24"/>
+                <w:szCs w:val="24"/>
               </w:rPr>
             </w:pPr>
             <w:r>
               <w:rPr>
-                <w:rFonts w:eastAsia="Times New Roman" w:cs="Calibri"/>
-                <w:color w:val="000000"/>
-              </w:rPr>
-              <w:t> </w:t>
+                <w:rFonts w:ascii="Times New Roman" w:eastAsia="Times New Roman" w:hAnsi="Times New Roman" w:cs="Times New Roman"/>
+                <w:b/>
+                <w:bCs/>
+                <w:color w:val="000000"/>
+                <w:sz w:val="24"/>
+                <w:szCs w:val="24"/>
+              </w:rPr>
+              <w:t>21</w:t>
             </w:r>
           </w:p>
         </w:tc>
@@ -7115,17 +6970,26 @@
           <w:p>
             <w:pPr>
               <w:spacing w:after="0" w:line="240" w:lineRule="auto"/>
-              <w:rPr>
-                <w:rFonts w:eastAsia="Times New Roman" w:cs="Calibri"/>
-                <w:color w:val="000000"/>
+              <w:jc w:val="center"/>
+              <w:rPr>
+                <w:rFonts w:ascii="Times New Roman" w:eastAsia="Times New Roman" w:hAnsi="Times New Roman" w:cs="Times New Roman"/>
+                <w:b/>
+                <w:bCs/>
+                <w:color w:val="000000"/>
+                <w:sz w:val="24"/>
+                <w:szCs w:val="24"/>
               </w:rPr>
             </w:pPr>
             <w:r>
               <w:rPr>
-                <w:rFonts w:eastAsia="Times New Roman" w:cs="Calibri"/>
-                <w:color w:val="000000"/>
-              </w:rPr>
-              <w:t> </w:t>
+                <w:rFonts w:ascii="Times New Roman" w:eastAsia="Times New Roman" w:hAnsi="Times New Roman" w:cs="Times New Roman"/>
+                <w:b/>
+                <w:bCs/>
+                <w:color w:val="000000"/>
+                <w:sz w:val="24"/>
+                <w:szCs w:val="24"/>
+              </w:rPr>
+              <w:t>22-25</w:t>
             </w:r>
           </w:p>
         </w:tc>
@@ -7231,17 +7095,26 @@
           <w:p>
             <w:pPr>
               <w:spacing w:after="0" w:line="240" w:lineRule="auto"/>
-              <w:rPr>
-                <w:rFonts w:eastAsia="Times New Roman" w:cs="Calibri"/>
-                <w:color w:val="000000"/>
+              <w:jc w:val="center"/>
+              <w:rPr>
+                <w:rFonts w:ascii="Times New Roman" w:eastAsia="Times New Roman" w:hAnsi="Times New Roman" w:cs="Times New Roman"/>
+                <w:b/>
+                <w:bCs/>
+                <w:color w:val="000000"/>
+                <w:sz w:val="24"/>
+                <w:szCs w:val="24"/>
               </w:rPr>
             </w:pPr>
             <w:r>
               <w:rPr>
-                <w:rFonts w:eastAsia="Times New Roman" w:cs="Calibri"/>
-                <w:color w:val="000000"/>
-              </w:rPr>
-              <w:t> </w:t>
+                <w:rFonts w:ascii="Times New Roman" w:eastAsia="Times New Roman" w:hAnsi="Times New Roman" w:cs="Times New Roman"/>
+                <w:b/>
+                <w:bCs/>
+                <w:color w:val="000000"/>
+                <w:sz w:val="24"/>
+                <w:szCs w:val="24"/>
+              </w:rPr>
+              <w:t>26-35</w:t>
             </w:r>
           </w:p>
         </w:tc>
@@ -7347,17 +7220,37 @@
           <w:p>
             <w:pPr>
               <w:spacing w:after="0" w:line="240" w:lineRule="auto"/>
-              <w:rPr>
-                <w:rFonts w:eastAsia="Times New Roman" w:cs="Calibri"/>
-                <w:color w:val="000000"/>
+              <w:jc w:val="center"/>
+              <w:rPr>
+                <w:rFonts w:ascii="Times New Roman" w:eastAsia="Times New Roman" w:hAnsi="Times New Roman" w:cs="Times New Roman"/>
+                <w:b/>
+                <w:bCs/>
+                <w:color w:val="000000"/>
+                <w:sz w:val="24"/>
+                <w:szCs w:val="24"/>
               </w:rPr>
             </w:pPr>
             <w:r>
               <w:rPr>
-                <w:rFonts w:eastAsia="Times New Roman" w:cs="Calibri"/>
-                <w:color w:val="000000"/>
-              </w:rPr>
-              <w:t> </w:t>
+                <w:rFonts w:ascii="Times New Roman" w:eastAsia="Times New Roman" w:hAnsi="Times New Roman" w:cs="Times New Roman"/>
+                <w:b/>
+                <w:bCs/>
+                <w:color w:val="000000"/>
+                <w:sz w:val="24"/>
+                <w:szCs w:val="24"/>
+              </w:rPr>
+              <w:t>36</w:t>
+            </w:r>
+            <w:r>
+              <w:rPr>
+                <w:rFonts w:ascii="Times New Roman" w:eastAsia="Times New Roman" w:hAnsi="Times New Roman" w:cs="Times New Roman"/>
+                <w:b/>
+                <w:bCs/>
+                <w:color w:val="000000"/>
+                <w:sz w:val="24"/>
+                <w:szCs w:val="24"/>
+              </w:rPr>
+              <w:t>-43</w:t>
             </w:r>
           </w:p>
         </w:tc>
@@ -7463,17 +7356,26 @@
           <w:p>
             <w:pPr>
               <w:spacing w:after="0" w:line="240" w:lineRule="auto"/>
-              <w:rPr>
-                <w:rFonts w:eastAsia="Times New Roman" w:cs="Calibri"/>
-                <w:color w:val="000000"/>
+              <w:jc w:val="center"/>
+              <w:rPr>
+                <w:rFonts w:ascii="Times New Roman" w:eastAsia="Times New Roman" w:hAnsi="Times New Roman" w:cs="Times New Roman"/>
+                <w:b/>
+                <w:bCs/>
+                <w:color w:val="000000"/>
+                <w:sz w:val="24"/>
+                <w:szCs w:val="24"/>
               </w:rPr>
             </w:pPr>
             <w:r>
               <w:rPr>
-                <w:rFonts w:eastAsia="Times New Roman" w:cs="Calibri"/>
-                <w:color w:val="000000"/>
-              </w:rPr>
-              <w:t> </w:t>
+                <w:rFonts w:ascii="Times New Roman" w:eastAsia="Times New Roman" w:hAnsi="Times New Roman" w:cs="Times New Roman"/>
+                <w:b/>
+                <w:bCs/>
+                <w:color w:val="000000"/>
+                <w:sz w:val="24"/>
+                <w:szCs w:val="24"/>
+              </w:rPr>
+              <w:t>44</w:t>
             </w:r>
           </w:p>
         </w:tc>
@@ -7579,17 +7481,26 @@
           <w:p>
             <w:pPr>
               <w:spacing w:after="0" w:line="240" w:lineRule="auto"/>
-              <w:rPr>
-                <w:rFonts w:eastAsia="Times New Roman" w:cs="Calibri"/>
-                <w:color w:val="000000"/>
+              <w:jc w:val="center"/>
+              <w:rPr>
+                <w:rFonts w:ascii="Times New Roman" w:eastAsia="Times New Roman" w:hAnsi="Times New Roman" w:cs="Times New Roman"/>
+                <w:b/>
+                <w:bCs/>
+                <w:color w:val="000000"/>
+                <w:sz w:val="24"/>
+                <w:szCs w:val="24"/>
               </w:rPr>
             </w:pPr>
             <w:r>
               <w:rPr>
-                <w:rFonts w:eastAsia="Times New Roman" w:cs="Calibri"/>
-                <w:color w:val="000000"/>
-              </w:rPr>
-              <w:t> </w:t>
+                <w:rFonts w:ascii="Times New Roman" w:eastAsia="Times New Roman" w:hAnsi="Times New Roman" w:cs="Times New Roman"/>
+                <w:b/>
+                <w:bCs/>
+                <w:color w:val="000000"/>
+                <w:sz w:val="24"/>
+                <w:szCs w:val="24"/>
+              </w:rPr>
+              <w:t>46</w:t>
             </w:r>
           </w:p>
         </w:tc>
